--- a/swh/docx/44.content.docx
+++ b/swh/docx/44.content.docx
@@ -3645,6 +3645,7 @@
       </w:r>
       <w:r>
         <w:rPr>
+          <w:b/>
           <w:lang w:val="sw_KE" w:bidi="sw_KE"/>
         </w:rPr>
         <w:t>nyumba yenye chumba cha juu</w:t>
@@ -4195,6 +4196,7 @@
       </w:r>
       <w:r>
         <w:rPr>
+          <w:b/>
           <w:lang w:val="sw_KE" w:bidi="sw_KE"/>
         </w:rPr>
         <w:t>nyumba yenye chumba cha juu</w:t>
